--- a/templates/sanitized/number-of-users.marked.docx
+++ b/templates/sanitized/number-of-users.marked.docx
@@ -40,7 +40,7 @@
       </w:r>
       <w:r>
         <w:rPr>
-          <w:rFonts w:ascii="DINArabic-Black" w:hAnsi="DINArabic-Black" w:cs="DINArabic-Black"/>
+          <w:rFonts w:ascii="DINArabic-Black" w:hAnsi="DINArabic-Black" w:cs="DINArabic-Black" w:eastAsia="DINArabic-Black"/>
           <w:noProof/>
           <w:szCs w:val="28"/>
           <w:rtl/>
@@ -337,6 +337,7 @@
           <w:insideV w:val="single" w:sz="4" w:space="0" w:color="auto"/>
         </w:tblBorders>
         <w:tblLook w:val="01E0" w:firstRow="1" w:lastRow="1" w:firstColumn="1" w:lastColumn="1" w:noHBand="0" w:noVBand="0"/>
+        <w:tblLayout w:type="fixed"/>
       </w:tblPr>
       <w:tblGrid>
         <w:gridCol w:w="7750"/>
@@ -367,7 +368,7 @@
             </w:pPr>
             <w:r>
               <w:rPr>
-                <w:rFonts w:cs="Simplified Arabic" w:hint="cs"/>
+                <w:rFonts w:cs="Simplified Arabic" w:ascii="Simplified Arabic" w:hAnsi="Simplified Arabic" w:eastAsia="Simplified Arabic"/>
                 <w:szCs w:val="28"/>
                 <w:rtl/>
                 <w:sz w:val="28"/>
@@ -462,7 +463,7 @@
             </w:pPr>
             <w:r>
               <w:rPr>
-                <w:rFonts w:ascii="Arial" w:hAnsi="Arial" w:hint="cs"/>
+                <w:rFonts w:ascii="Arial" w:hAnsi="Arial" w:cs="Arial" w:eastAsia="Arial"/>
                 <w:noProof/>
                 <w:szCs w:val="28"/>
                 <w:rtl/>
@@ -559,7 +560,7 @@
             </w:pPr>
             <w:r>
               <w:rPr>
-                <w:rFonts w:ascii="Arial" w:hAnsi="Arial" w:hint="cs"/>
+                <w:rFonts w:ascii="Arial" w:hAnsi="Arial" w:cs="Arial" w:eastAsia="Arial"/>
                 <w:noProof/>
                 <w:szCs w:val="28"/>
                 <w:rtl/>
@@ -652,7 +653,7 @@
             </w:pPr>
             <w:r>
               <w:rPr>
-                <w:rFonts w:ascii="Arial" w:hAnsi="Arial" w:hint="cs"/>
+                <w:rFonts w:ascii="Arial" w:hAnsi="Arial" w:cs="Arial" w:eastAsia="Arial"/>
                 <w:noProof/>
                 <w:szCs w:val="28"/>
                 <w:rtl/>
@@ -802,7 +803,7 @@
       </w:r>
       <w:r>
         <w:rPr>
-          <w:rFonts w:ascii="DINArabic-Black" w:hAnsi="DINArabic-Black" w:cs="DINArabic-Black" w:hint="cs"/>
+          <w:rFonts w:ascii="DINArabic-Black" w:hAnsi="DINArabic-Black" w:cs="DINArabic-Black" w:eastAsia="DINArabic-Black"/>
           <w:szCs w:val="32"/>
           <w:rtl/>
           <w:lang w:bidi="ar-AE"/>

--- a/templates/sanitized/number-of-users.marked.docx
+++ b/templates/sanitized/number-of-users.marked.docx
@@ -1078,6 +1078,17 @@
           <w:lang w:bidi="ar-AE"/>
         </w:rPr>
         <w:t>الإستشاري</w:t>
+      </w:r>
+      <w:r>
+        <w:rPr>
+          <w:rFonts w:ascii="DINArabic-Black" w:hAnsi="DINArabic-Black" w:cs="DINArabic-Black" w:eastAsia="DINArabic-Black"/>
+          <w:szCs w:val="32"/>
+          <w:rtl/>
+          <w:lang w:bidi="ar-AE"/>
+          <w:sz w:val="32"/>
+          <w:color w:val="FFFFFF"/>
+        </w:rPr>
+        <w:t xml:space="preserve">QZ7ZQ</w:t>
       </w:r>
     </w:p>
     <w:sectPr>
